--- a/components/C05-letter-editor/evidence/exports/sample-en.docx
+++ b/components/C05-letter-editor/evidence/exports/sample-en.docx
@@ -90,7 +90,7 @@
           <w:sz w:val="21"/>
           <w:szCs w:val="21"/>
         </w:rPr>
-        <w:t xml:space="preserve">München, October 21, 2026</w:t>
+        <w:t xml:space="preserve">München, October 27, 2026</w:t>
       </w:r>
     </w:p>
     <w:p>

--- a/components/C05-letter-editor/evidence/exports/sample-en.docx
+++ b/components/C05-letter-editor/evidence/exports/sample-en.docx
@@ -90,7 +90,7 @@
           <w:sz w:val="21"/>
           <w:szCs w:val="21"/>
         </w:rPr>
-        <w:t xml:space="preserve">München, October 27, 2026</w:t>
+        <w:t xml:space="preserve">München, October 28, 2026</w:t>
       </w:r>
     </w:p>
     <w:p>
